--- a/por/docx/011.content.docx
+++ b/por/docx/011.content.docx
@@ -19,7 +19,7 @@
         <w:rPr>
           <w:lang w:val="pt_PT" w:bidi="pt_PT"/>
         </w:rPr>
-        <w:t>Resource: Tyndale Open Study Notes</w:t>
+        <w:t>Resource: Aquifer Open Study Notes (Profiles)</w:t>
       </w:r>
       <w:r>
         <w:rPr>
@@ -112,7 +112,7 @@
         <w:rPr>
           <w:lang w:val="pt_PT" w:bidi="pt_PT"/>
         </w:rPr>
-        <w:t>Tyndale Open Study Notes</w:t>
+        <w:t>Aquifer Open Study Notes (Profiles)</w:t>
       </w:r>
     </w:p>
     <w:p>

--- a/por/docx/011.content.docx
+++ b/por/docx/011.content.docx
@@ -247,126 +247,84 @@
         </w:rPr>
         <w:t>Jacó enganou seu pai Isaque para receber a bênção destinada a Esaú (</w:t>
       </w:r>
-      <w:hyperlink r:id="rId13">
-        <w:r>
-          <w:rPr>
-            <w:lang w:val="pt_PT" w:bidi="pt_PT"/>
-          </w:rPr>
-          <w:rPr>
-            <w:color w:val="0000EE"/>
-            <w:u w:val="single"/>
-          </w:rPr>
-          <w:t>Gn 27.1–40</w:t>
-        </w:r>
-      </w:hyperlink>
+      <w:r>
+        <w:rPr>
+          <w:lang w:val="pt_PT" w:bidi="pt_PT"/>
+        </w:rPr>
+        <w:t>Gn 27.1–40</w:t>
+      </w:r>
       <w:r>
         <w:rPr>
           <w:lang w:val="pt_PT" w:bidi="pt_PT"/>
         </w:rPr>
         <w:t>). Então ele foi para a casa de seu tio Labão na Mesopotâmia. Ele queria escapar da raiva de Esaú e encontrar uma esposa (</w:t>
       </w:r>
-      <w:hyperlink r:id="rId14">
-        <w:r>
-          <w:rPr>
-            <w:lang w:val="pt_PT" w:bidi="pt_PT"/>
-          </w:rPr>
-          <w:rPr>
-            <w:color w:val="0000EE"/>
-            <w:u w:val="single"/>
-          </w:rPr>
-          <w:t>Gn 27.41–28.5</w:t>
-        </w:r>
-      </w:hyperlink>
+      <w:r>
+        <w:rPr>
+          <w:lang w:val="pt_PT" w:bidi="pt_PT"/>
+        </w:rPr>
+        <w:t>Gn 27.41–28.5</w:t>
+      </w:r>
       <w:r>
         <w:rPr>
           <w:lang w:val="pt_PT" w:bidi="pt_PT"/>
         </w:rPr>
         <w:t>). Jacó se apaixonou por sua prima Raquel e concordou com o pai dela em se casar com ela após trabalhar por sete anos (</w:t>
       </w:r>
-      <w:hyperlink r:id="rId15">
-        <w:r>
-          <w:rPr>
-            <w:lang w:val="pt_PT" w:bidi="pt_PT"/>
-          </w:rPr>
-          <w:rPr>
-            <w:color w:val="0000EE"/>
-            <w:u w:val="single"/>
-          </w:rPr>
-          <w:t>Gn 29.17–20</w:t>
-        </w:r>
-      </w:hyperlink>
+      <w:r>
+        <w:rPr>
+          <w:lang w:val="pt_PT" w:bidi="pt_PT"/>
+        </w:rPr>
+        <w:t>Gn 29.17–20</w:t>
+      </w:r>
       <w:r>
         <w:rPr>
           <w:lang w:val="pt_PT" w:bidi="pt_PT"/>
         </w:rPr>
         <w:t>). Durante a festa de casamento, Labão enganou Jacó dando-lhe Lia em vez de Raquel (</w:t>
       </w:r>
-      <w:hyperlink r:id="rId16">
-        <w:r>
-          <w:rPr>
-            <w:lang w:val="pt_PT" w:bidi="pt_PT"/>
-          </w:rPr>
-          <w:rPr>
-            <w:color w:val="0000EE"/>
-            <w:u w:val="single"/>
-          </w:rPr>
-          <w:t>Gn 29.21–25</w:t>
-        </w:r>
-      </w:hyperlink>
+      <w:r>
+        <w:rPr>
+          <w:lang w:val="pt_PT" w:bidi="pt_PT"/>
+        </w:rPr>
+        <w:t>Gn 29.21–25</w:t>
+      </w:r>
       <w:r>
         <w:rPr>
           <w:lang w:val="pt_PT" w:bidi="pt_PT"/>
         </w:rPr>
         <w:t>). Labão disse que o costume exigia que a filha mais velha se casasse primeiro (</w:t>
       </w:r>
-      <w:hyperlink r:id="rId17">
-        <w:r>
-          <w:rPr>
-            <w:lang w:val="pt_PT" w:bidi="pt_PT"/>
-          </w:rPr>
-          <w:rPr>
-            <w:color w:val="0000EE"/>
-            <w:u w:val="single"/>
-          </w:rPr>
-          <w:t>Gn 29.26</w:t>
-        </w:r>
-      </w:hyperlink>
+      <w:r>
+        <w:rPr>
+          <w:lang w:val="pt_PT" w:bidi="pt_PT"/>
+        </w:rPr>
+        <w:t>Gn 29.26</w:t>
+      </w:r>
       <w:r>
         <w:rPr>
           <w:lang w:val="pt_PT" w:bidi="pt_PT"/>
         </w:rPr>
         <w:t>). Lia era menos atraente que sua irmã (</w:t>
       </w:r>
-      <w:hyperlink r:id="rId18">
-        <w:r>
-          <w:rPr>
-            <w:lang w:val="pt_PT" w:bidi="pt_PT"/>
-          </w:rPr>
-          <w:rPr>
-            <w:color w:val="0000EE"/>
-            <w:u w:val="single"/>
-          </w:rPr>
-          <w:t>Gn 29.17</w:t>
-        </w:r>
-      </w:hyperlink>
+      <w:r>
+        <w:rPr>
+          <w:lang w:val="pt_PT" w:bidi="pt_PT"/>
+        </w:rPr>
+        <w:t>Gn 29.17</w:t>
+      </w:r>
       <w:r>
         <w:rPr>
           <w:lang w:val="pt_PT" w:bidi="pt_PT"/>
         </w:rPr>
         <w:t>). Jacó não a amava (</w:t>
       </w:r>
-      <w:hyperlink r:id="rId19">
-        <w:r>
-          <w:rPr>
-            <w:lang w:val="pt_PT" w:bidi="pt_PT"/>
-          </w:rPr>
-          <w:rPr>
-            <w:color w:val="0000EE"/>
-            <w:u w:val="single"/>
-          </w:rPr>
-          <w:t>Gn 29.30–35</w:t>
-        </w:r>
-      </w:hyperlink>
+      <w:r>
+        <w:rPr>
+          <w:lang w:val="pt_PT" w:bidi="pt_PT"/>
+        </w:rPr>
+        <w:t>Gn 29.30–35</w:t>
+      </w:r>
       <w:r>
         <w:rPr>
           <w:lang w:val="pt_PT" w:bidi="pt_PT"/>
@@ -387,18 +345,12 @@
         </w:rPr>
         <w:t>Jacó amava tanto Raquel que trabalhou mais sete anos para se casar com ela. Como Jacó favorecia Raquel, o Senhor abençoou Lia com seis filhos e uma filha antes que Raquel pudesse ter filhos (</w:t>
       </w:r>
-      <w:hyperlink r:id="rId20">
-        <w:r>
-          <w:rPr>
-            <w:lang w:val="pt_PT" w:bidi="pt_PT"/>
-          </w:rPr>
-          <w:rPr>
-            <w:color w:val="0000EE"/>
-            <w:u w:val="single"/>
-          </w:rPr>
-          <w:t>Gn 29.31–30.22</w:t>
-        </w:r>
-      </w:hyperlink>
+      <w:r>
+        <w:rPr>
+          <w:lang w:val="pt_PT" w:bidi="pt_PT"/>
+        </w:rPr>
+        <w:t>Gn 29.31–30.22</w:t>
+      </w:r>
       <w:r>
         <w:rPr>
           <w:lang w:val="pt_PT" w:bidi="pt_PT"/>
@@ -549,18 +501,12 @@
         </w:rPr>
         <w:t>Em um momento, Raquel trocou com Lia algumas mandrágoras em troca de tempo com Jacó. As pessoas acreditavam que as mandrágoras ajudavam as mulheres a engravidar. Após uma noite com Jacó, Lia engravidou e deu à luz seu quinto filho (</w:t>
       </w:r>
-      <w:hyperlink r:id="rId21">
-        <w:r>
-          <w:rPr>
-            <w:lang w:val="pt_PT" w:bidi="pt_PT"/>
-          </w:rPr>
-          <w:rPr>
-            <w:color w:val="0000EE"/>
-            <w:u w:val="single"/>
-          </w:rPr>
-          <w:t>Gn 30.14–17</w:t>
-        </w:r>
-      </w:hyperlink>
+      <w:r>
+        <w:rPr>
+          <w:lang w:val="pt_PT" w:bidi="pt_PT"/>
+        </w:rPr>
+        <w:t>Gn 30.14–17</w:t>
+      </w:r>
       <w:r>
         <w:rPr>
           <w:lang w:val="pt_PT" w:bidi="pt_PT"/>
@@ -581,72 +527,48 @@
         </w:rPr>
         <w:t>Lia foi a mãe de duas tribos importantes na história israelita. A tribo de Levi era a tribo dos sacerdotes. A tribo de Judá tornou-se a tribo real, levando a Jesus Cristo, o descendente prometido (</w:t>
       </w:r>
-      <w:hyperlink r:id="rId22">
-        <w:r>
-          <w:rPr>
-            <w:lang w:val="pt_PT" w:bidi="pt_PT"/>
-          </w:rPr>
-          <w:rPr>
-            <w:color w:val="0000EE"/>
-            <w:u w:val="single"/>
-          </w:rPr>
-          <w:t>Gn 3.15</w:t>
-        </w:r>
-      </w:hyperlink>
+      <w:r>
+        <w:rPr>
+          <w:lang w:val="pt_PT" w:bidi="pt_PT"/>
+        </w:rPr>
+        <w:t>Gn 3.15</w:t>
+      </w:r>
       <w:r>
         <w:rPr>
           <w:lang w:val="pt_PT" w:bidi="pt_PT"/>
         </w:rPr>
         <w:t xml:space="preserve">; </w:t>
       </w:r>
-      <w:hyperlink r:id="rId23">
-        <w:r>
-          <w:rPr>
-            <w:lang w:val="pt_PT" w:bidi="pt_PT"/>
-          </w:rPr>
-          <w:rPr>
-            <w:color w:val="0000EE"/>
-            <w:u w:val="single"/>
-          </w:rPr>
-          <w:t>12.2–3</w:t>
-        </w:r>
-      </w:hyperlink>
+      <w:r>
+        <w:rPr>
+          <w:lang w:val="pt_PT" w:bidi="pt_PT"/>
+        </w:rPr>
+        <w:t>12.2–3</w:t>
+      </w:r>
       <w:r>
         <w:rPr>
           <w:lang w:val="pt_PT" w:bidi="pt_PT"/>
         </w:rPr>
         <w:t xml:space="preserve">; </w:t>
       </w:r>
-      <w:hyperlink r:id="rId24">
-        <w:r>
-          <w:rPr>
-            <w:lang w:val="pt_PT" w:bidi="pt_PT"/>
-          </w:rPr>
-          <w:rPr>
-            <w:color w:val="0000EE"/>
-            <w:u w:val="single"/>
-          </w:rPr>
-          <w:t>2Sm 7.16</w:t>
-        </w:r>
-      </w:hyperlink>
+      <w:r>
+        <w:rPr>
+          <w:lang w:val="pt_PT" w:bidi="pt_PT"/>
+        </w:rPr>
+        <w:t>2Sm 7.16</w:t>
+      </w:r>
       <w:r>
         <w:rPr>
           <w:lang w:val="pt_PT" w:bidi="pt_PT"/>
         </w:rPr>
         <w:t xml:space="preserve">; </w:t>
       </w:r>
-      <w:hyperlink r:id="rId25">
-        <w:r>
-          <w:rPr>
-            <w:lang w:val="pt_PT" w:bidi="pt_PT"/>
-          </w:rPr>
-          <w:rPr>
-            <w:color w:val="0000EE"/>
-            <w:u w:val="single"/>
-          </w:rPr>
-          <w:t>Mt 1.1</w:t>
-        </w:r>
-      </w:hyperlink>
+      <w:r>
+        <w:rPr>
+          <w:lang w:val="pt_PT" w:bidi="pt_PT"/>
+        </w:rPr>
+        <w:t>Mt 1.1</w:t>
+      </w:r>
       <w:r>
         <w:rPr>
           <w:lang w:val="pt_PT" w:bidi="pt_PT"/>
@@ -676,144 +598,96 @@
           <w:lang w:val="pt_PT" w:bidi="pt_PT"/>
         </w:rPr>
       </w:r>
-      <w:hyperlink r:id="rId26">
-        <w:r>
-          <w:rPr>
-            <w:lang w:val="pt_PT" w:bidi="pt_PT"/>
-          </w:rPr>
-          <w:rPr>
-            <w:color w:val="0000EE"/>
-            <w:u w:val="single"/>
-          </w:rPr>
-          <w:t>Gênesis 29.14–35</w:t>
-        </w:r>
-      </w:hyperlink>
+      <w:r>
+        <w:rPr>
+          <w:lang w:val="pt_PT" w:bidi="pt_PT"/>
+        </w:rPr>
+        <w:t>Gênesis 29.14–35</w:t>
+      </w:r>
       <w:r>
         <w:rPr>
           <w:lang w:val="pt_PT" w:bidi="pt_PT"/>
         </w:rPr>
         <w:t xml:space="preserve">; </w:t>
       </w:r>
-      <w:hyperlink r:id="rId27">
-        <w:r>
-          <w:rPr>
-            <w:lang w:val="pt_PT" w:bidi="pt_PT"/>
-          </w:rPr>
-          <w:rPr>
-            <w:color w:val="0000EE"/>
-            <w:u w:val="single"/>
-          </w:rPr>
-          <w:t>30.9–21</w:t>
-        </w:r>
-      </w:hyperlink>
+      <w:r>
+        <w:rPr>
+          <w:lang w:val="pt_PT" w:bidi="pt_PT"/>
+        </w:rPr>
+        <w:t>30.9–21</w:t>
+      </w:r>
       <w:r>
         <w:rPr>
           <w:lang w:val="pt_PT" w:bidi="pt_PT"/>
         </w:rPr>
         <w:t xml:space="preserve">; </w:t>
       </w:r>
-      <w:hyperlink r:id="rId28">
-        <w:r>
-          <w:rPr>
-            <w:lang w:val="pt_PT" w:bidi="pt_PT"/>
-          </w:rPr>
-          <w:rPr>
-            <w:color w:val="0000EE"/>
-            <w:u w:val="single"/>
-          </w:rPr>
-          <w:t>31.4–16</w:t>
-        </w:r>
-      </w:hyperlink>
+      <w:r>
+        <w:rPr>
+          <w:lang w:val="pt_PT" w:bidi="pt_PT"/>
+        </w:rPr>
+        <w:t>31.4–16</w:t>
+      </w:r>
       <w:r>
         <w:rPr>
           <w:lang w:val="pt_PT" w:bidi="pt_PT"/>
         </w:rPr>
         <w:t xml:space="preserve">; </w:t>
       </w:r>
-      <w:hyperlink r:id="rId29">
-        <w:r>
-          <w:rPr>
-            <w:lang w:val="pt_PT" w:bidi="pt_PT"/>
-          </w:rPr>
-          <w:rPr>
-            <w:color w:val="0000EE"/>
-            <w:u w:val="single"/>
-          </w:rPr>
-          <w:t>33.1–7</w:t>
-        </w:r>
-      </w:hyperlink>
+      <w:r>
+        <w:rPr>
+          <w:lang w:val="pt_PT" w:bidi="pt_PT"/>
+        </w:rPr>
+        <w:t>33.1–7</w:t>
+      </w:r>
       <w:r>
         <w:rPr>
           <w:lang w:val="pt_PT" w:bidi="pt_PT"/>
         </w:rPr>
         <w:t xml:space="preserve">; </w:t>
       </w:r>
-      <w:hyperlink r:id="rId30">
-        <w:r>
-          <w:rPr>
-            <w:lang w:val="pt_PT" w:bidi="pt_PT"/>
-          </w:rPr>
-          <w:rPr>
-            <w:color w:val="0000EE"/>
-            <w:u w:val="single"/>
-          </w:rPr>
-          <w:t>34.1</w:t>
-        </w:r>
-      </w:hyperlink>
+      <w:r>
+        <w:rPr>
+          <w:lang w:val="pt_PT" w:bidi="pt_PT"/>
+        </w:rPr>
+        <w:t>34.1</w:t>
+      </w:r>
       <w:r>
         <w:rPr>
           <w:lang w:val="pt_PT" w:bidi="pt_PT"/>
         </w:rPr>
         <w:t xml:space="preserve">; </w:t>
       </w:r>
-      <w:hyperlink r:id="rId31">
-        <w:r>
-          <w:rPr>
-            <w:lang w:val="pt_PT" w:bidi="pt_PT"/>
-          </w:rPr>
-          <w:rPr>
-            <w:color w:val="0000EE"/>
-            <w:u w:val="single"/>
-          </w:rPr>
-          <w:t>46.8–15</w:t>
-        </w:r>
-      </w:hyperlink>
+      <w:r>
+        <w:rPr>
+          <w:lang w:val="pt_PT" w:bidi="pt_PT"/>
+        </w:rPr>
+        <w:t>46.8–15</w:t>
+      </w:r>
       <w:r>
         <w:rPr>
           <w:lang w:val="pt_PT" w:bidi="pt_PT"/>
         </w:rPr>
         <w:t xml:space="preserve">; </w:t>
       </w:r>
-      <w:hyperlink r:id="rId32">
-        <w:r>
-          <w:rPr>
-            <w:lang w:val="pt_PT" w:bidi="pt_PT"/>
-          </w:rPr>
-          <w:rPr>
-            <w:color w:val="0000EE"/>
-            <w:u w:val="single"/>
-          </w:rPr>
-          <w:t>49.31</w:t>
-        </w:r>
-      </w:hyperlink>
+      <w:r>
+        <w:rPr>
+          <w:lang w:val="pt_PT" w:bidi="pt_PT"/>
+        </w:rPr>
+        <w:t>49.31</w:t>
+      </w:r>
       <w:r>
         <w:rPr>
           <w:lang w:val="pt_PT" w:bidi="pt_PT"/>
         </w:rPr>
         <w:t xml:space="preserve">; </w:t>
       </w:r>
-      <w:hyperlink r:id="rId33">
-        <w:r>
-          <w:rPr>
-            <w:lang w:val="pt_PT" w:bidi="pt_PT"/>
-          </w:rPr>
-          <w:rPr>
-            <w:color w:val="0000EE"/>
-            <w:u w:val="single"/>
-          </w:rPr>
-          <w:t>Rute 4.11</w:t>
-        </w:r>
-      </w:hyperlink>
+      <w:r>
+        <w:rPr>
+          <w:lang w:val="pt_PT" w:bidi="pt_PT"/>
+        </w:rPr>
+        <w:t>Rute 4.11</w:t>
+      </w:r>
       <w:r>
         <w:rPr>
           <w:lang w:val="pt_PT" w:bidi="pt_PT"/>
@@ -862,18 +736,12 @@
         </w:rPr>
         <w:t xml:space="preserve">Jesus frequentemente discordava dos líderes judeus durante seu ministério público. Esses líderes acreditavam que estavam protegendo o templo, seus sacrifícios, a sinagoga e seus ensinamentos. Na última semana de Jesus em Jerusalém, essas discussões se intensificaram e contribuíram para construir a acusação contra ele (veja </w:t>
       </w:r>
-      <w:hyperlink r:id="rId34">
-        <w:r>
-          <w:rPr>
-            <w:lang w:val="pt_PT" w:bidi="pt_PT"/>
-          </w:rPr>
-          <w:rPr>
-            <w:color w:val="0000EE"/>
-            <w:u w:val="single"/>
-          </w:rPr>
-          <w:t>Mt 23</w:t>
-        </w:r>
-      </w:hyperlink>
+      <w:r>
+        <w:rPr>
+          <w:lang w:val="pt_PT" w:bidi="pt_PT"/>
+        </w:rPr>
+        <w:t>Mt 23</w:t>
+      </w:r>
       <w:r>
         <w:rPr>
           <w:lang w:val="pt_PT" w:bidi="pt_PT"/>
@@ -894,54 +762,36 @@
         </w:rPr>
         <w:t xml:space="preserve">Quando João escreveu seu Evangelho, as sinagogas judaicas locais estavam atacando os seguidores de Jesus em suas áreas. Este conflito influenciou a escrita de João (veja </w:t>
       </w:r>
-      <w:hyperlink r:id="rId35">
-        <w:r>
-          <w:rPr>
-            <w:lang w:val="pt_PT" w:bidi="pt_PT"/>
-          </w:rPr>
-          <w:rPr>
-            <w:color w:val="0000EE"/>
-            <w:u w:val="single"/>
-          </w:rPr>
-          <w:t>At 14.19</w:t>
-        </w:r>
-      </w:hyperlink>
+      <w:r>
+        <w:rPr>
+          <w:lang w:val="pt_PT" w:bidi="pt_PT"/>
+        </w:rPr>
+        <w:t>At 14.19</w:t>
+      </w:r>
       <w:r>
         <w:rPr>
           <w:lang w:val="pt_PT" w:bidi="pt_PT"/>
         </w:rPr>
         <w:t xml:space="preserve">; </w:t>
       </w:r>
-      <w:hyperlink r:id="rId36">
-        <w:r>
-          <w:rPr>
-            <w:lang w:val="pt_PT" w:bidi="pt_PT"/>
-          </w:rPr>
-          <w:rPr>
-            <w:color w:val="0000EE"/>
-            <w:u w:val="single"/>
-          </w:rPr>
-          <w:t>1 Ts 2.14</w:t>
-        </w:r>
-      </w:hyperlink>
+      <w:r>
+        <w:rPr>
+          <w:lang w:val="pt_PT" w:bidi="pt_PT"/>
+        </w:rPr>
+        <w:t>1 Ts 2.14</w:t>
+      </w:r>
       <w:r>
         <w:rPr>
           <w:lang w:val="pt_PT" w:bidi="pt_PT"/>
         </w:rPr>
         <w:t xml:space="preserve">; compare </w:t>
       </w:r>
-      <w:hyperlink r:id="rId37">
-        <w:r>
-          <w:rPr>
-            <w:lang w:val="pt_PT" w:bidi="pt_PT"/>
-          </w:rPr>
-          <w:rPr>
-            <w:color w:val="0000EE"/>
-            <w:u w:val="single"/>
-          </w:rPr>
-          <w:t>Gl 1.13–14</w:t>
-        </w:r>
-      </w:hyperlink>
+      <w:r>
+        <w:rPr>
+          <w:lang w:val="pt_PT" w:bidi="pt_PT"/>
+        </w:rPr>
+        <w:t>Gl 1.13–14</w:t>
+      </w:r>
       <w:r>
         <w:rPr>
           <w:lang w:val="pt_PT" w:bidi="pt_PT"/>
@@ -962,72 +812,48 @@
         </w:rPr>
         <w:t xml:space="preserve">O termo grego para “líderes judeus” também poderia significar “judeus”. No entanto, referia-se especificamente aos líderes do templo que se opuseram a Jesus, o julgaram e planejaram sua morte na cruz (veja </w:t>
       </w:r>
-      <w:hyperlink r:id="rId38">
-        <w:r>
-          <w:rPr>
-            <w:lang w:val="pt_PT" w:bidi="pt_PT"/>
-          </w:rPr>
-          <w:rPr>
-            <w:color w:val="0000EE"/>
-            <w:u w:val="single"/>
-          </w:rPr>
-          <w:t>Jo 1.19</w:t>
-        </w:r>
-      </w:hyperlink>
+      <w:r>
+        <w:rPr>
+          <w:lang w:val="pt_PT" w:bidi="pt_PT"/>
+        </w:rPr>
+        <w:t>Jo 1.19</w:t>
+      </w:r>
       <w:r>
         <w:rPr>
           <w:lang w:val="pt_PT" w:bidi="pt_PT"/>
         </w:rPr>
         <w:t xml:space="preserve">; </w:t>
       </w:r>
-      <w:hyperlink r:id="rId39">
-        <w:r>
-          <w:rPr>
-            <w:lang w:val="pt_PT" w:bidi="pt_PT"/>
-          </w:rPr>
-          <w:rPr>
-            <w:color w:val="0000EE"/>
-            <w:u w:val="single"/>
-          </w:rPr>
-          <w:t>2.18</w:t>
-        </w:r>
-      </w:hyperlink>
+      <w:r>
+        <w:rPr>
+          <w:lang w:val="pt_PT" w:bidi="pt_PT"/>
+        </w:rPr>
+        <w:t>2.18</w:t>
+      </w:r>
       <w:r>
         <w:rPr>
           <w:lang w:val="pt_PT" w:bidi="pt_PT"/>
         </w:rPr>
         <w:t xml:space="preserve">; </w:t>
       </w:r>
-      <w:hyperlink r:id="rId40">
-        <w:r>
-          <w:rPr>
-            <w:lang w:val="pt_PT" w:bidi="pt_PT"/>
-          </w:rPr>
-          <w:rPr>
-            <w:color w:val="0000EE"/>
-            <w:u w:val="single"/>
-          </w:rPr>
-          <w:t>5.9–18</w:t>
-        </w:r>
-      </w:hyperlink>
+      <w:r>
+        <w:rPr>
+          <w:lang w:val="pt_PT" w:bidi="pt_PT"/>
+        </w:rPr>
+        <w:t>5.9–18</w:t>
+      </w:r>
       <w:r>
         <w:rPr>
           <w:lang w:val="pt_PT" w:bidi="pt_PT"/>
         </w:rPr>
         <w:t xml:space="preserve">; </w:t>
       </w:r>
-      <w:hyperlink r:id="rId41">
-        <w:r>
-          <w:rPr>
-            <w:lang w:val="pt_PT" w:bidi="pt_PT"/>
-          </w:rPr>
-          <w:rPr>
-            <w:color w:val="0000EE"/>
-            <w:u w:val="single"/>
-          </w:rPr>
-          <w:t>9.18–22</w:t>
-        </w:r>
-      </w:hyperlink>
+      <w:r>
+        <w:rPr>
+          <w:lang w:val="pt_PT" w:bidi="pt_PT"/>
+        </w:rPr>
+        <w:t>9.18–22</w:t>
+      </w:r>
       <w:r>
         <w:rPr>
           <w:lang w:val="pt_PT" w:bidi="pt_PT"/>
@@ -1057,432 +883,288 @@
           <w:lang w:val="pt_PT" w:bidi="pt_PT"/>
         </w:rPr>
       </w:r>
-      <w:hyperlink r:id="rId42">
-        <w:r>
-          <w:rPr>
-            <w:lang w:val="pt_PT" w:bidi="pt_PT"/>
-          </w:rPr>
-          <w:rPr>
-            <w:color w:val="0000EE"/>
-            <w:u w:val="single"/>
-          </w:rPr>
-          <w:t>João 1.19–24</w:t>
-        </w:r>
-      </w:hyperlink>
+      <w:r>
+        <w:rPr>
+          <w:lang w:val="pt_PT" w:bidi="pt_PT"/>
+        </w:rPr>
+        <w:t>João 1.19–24</w:t>
+      </w:r>
       <w:r>
         <w:rPr>
           <w:lang w:val="pt_PT" w:bidi="pt_PT"/>
         </w:rPr>
         <w:t xml:space="preserve">; </w:t>
       </w:r>
-      <w:hyperlink r:id="rId43">
-        <w:r>
-          <w:rPr>
-            <w:lang w:val="pt_PT" w:bidi="pt_PT"/>
-          </w:rPr>
-          <w:rPr>
-            <w:color w:val="0000EE"/>
-            <w:u w:val="single"/>
-          </w:rPr>
-          <w:t>2.18–20</w:t>
-        </w:r>
-      </w:hyperlink>
+      <w:r>
+        <w:rPr>
+          <w:lang w:val="pt_PT" w:bidi="pt_PT"/>
+        </w:rPr>
+        <w:t>2.18–20</w:t>
+      </w:r>
       <w:r>
         <w:rPr>
           <w:lang w:val="pt_PT" w:bidi="pt_PT"/>
         </w:rPr>
         <w:t xml:space="preserve">; </w:t>
       </w:r>
-      <w:hyperlink r:id="rId40">
-        <w:r>
-          <w:rPr>
-            <w:lang w:val="pt_PT" w:bidi="pt_PT"/>
-          </w:rPr>
-          <w:rPr>
-            <w:color w:val="0000EE"/>
-            <w:u w:val="single"/>
-          </w:rPr>
-          <w:t>5.9–18</w:t>
-        </w:r>
-      </w:hyperlink>
+      <w:r>
+        <w:rPr>
+          <w:lang w:val="pt_PT" w:bidi="pt_PT"/>
+        </w:rPr>
+        <w:t>5.9–18</w:t>
+      </w:r>
       <w:r>
         <w:rPr>
           <w:lang w:val="pt_PT" w:bidi="pt_PT"/>
         </w:rPr>
         <w:t xml:space="preserve">; </w:t>
       </w:r>
-      <w:hyperlink r:id="rId44">
-        <w:r>
-          <w:rPr>
-            <w:lang w:val="pt_PT" w:bidi="pt_PT"/>
-          </w:rPr>
-          <w:rPr>
-            <w:color w:val="0000EE"/>
-            <w:u w:val="single"/>
-          </w:rPr>
-          <w:t>7.1</w:t>
-        </w:r>
-      </w:hyperlink>
+      <w:r>
+        <w:rPr>
+          <w:lang w:val="pt_PT" w:bidi="pt_PT"/>
+        </w:rPr>
+        <w:t>7.1</w:t>
+      </w:r>
       <w:r>
         <w:rPr>
           <w:lang w:val="pt_PT" w:bidi="pt_PT"/>
         </w:rPr>
         <w:t>,</w:t>
       </w:r>
-      <w:hyperlink r:id="rId45">
-        <w:r>
-          <w:rPr>
-            <w:lang w:val="pt_PT" w:bidi="pt_PT"/>
-          </w:rPr>
-          <w:rPr>
-            <w:color w:val="0000EE"/>
-            <w:u w:val="single"/>
-          </w:rPr>
-          <w:t>10–13</w:t>
-        </w:r>
-      </w:hyperlink>
+      <w:r>
+        <w:rPr>
+          <w:lang w:val="pt_PT" w:bidi="pt_PT"/>
+        </w:rPr>
+        <w:t>10–13</w:t>
+      </w:r>
       <w:r>
         <w:rPr>
           <w:lang w:val="pt_PT" w:bidi="pt_PT"/>
         </w:rPr>
         <w:t>,</w:t>
       </w:r>
-      <w:hyperlink r:id="rId46">
-        <w:r>
-          <w:rPr>
-            <w:lang w:val="pt_PT" w:bidi="pt_PT"/>
-          </w:rPr>
-          <w:rPr>
-            <w:color w:val="0000EE"/>
-            <w:u w:val="single"/>
-          </w:rPr>
-          <w:t>35–36</w:t>
-        </w:r>
-      </w:hyperlink>
+      <w:r>
+        <w:rPr>
+          <w:lang w:val="pt_PT" w:bidi="pt_PT"/>
+        </w:rPr>
+        <w:t>35–36</w:t>
+      </w:r>
       <w:r>
         <w:rPr>
           <w:lang w:val="pt_PT" w:bidi="pt_PT"/>
         </w:rPr>
         <w:t xml:space="preserve">; </w:t>
       </w:r>
-      <w:hyperlink r:id="rId47">
-        <w:r>
-          <w:rPr>
-            <w:lang w:val="pt_PT" w:bidi="pt_PT"/>
-          </w:rPr>
-          <w:rPr>
-            <w:color w:val="0000EE"/>
-            <w:u w:val="single"/>
-          </w:rPr>
-          <w:t>9.13–34</w:t>
-        </w:r>
-      </w:hyperlink>
+      <w:r>
+        <w:rPr>
+          <w:lang w:val="pt_PT" w:bidi="pt_PT"/>
+        </w:rPr>
+        <w:t>9.13–34</w:t>
+      </w:r>
       <w:r>
         <w:rPr>
           <w:lang w:val="pt_PT" w:bidi="pt_PT"/>
         </w:rPr>
         <w:t xml:space="preserve">; </w:t>
       </w:r>
-      <w:hyperlink r:id="rId48">
-        <w:r>
-          <w:rPr>
-            <w:lang w:val="pt_PT" w:bidi="pt_PT"/>
-          </w:rPr>
-          <w:rPr>
-            <w:color w:val="0000EE"/>
-            <w:u w:val="single"/>
-          </w:rPr>
-          <w:t>11.45–54</w:t>
-        </w:r>
-      </w:hyperlink>
+      <w:r>
+        <w:rPr>
+          <w:lang w:val="pt_PT" w:bidi="pt_PT"/>
+        </w:rPr>
+        <w:t>11.45–54</w:t>
+      </w:r>
       <w:r>
         <w:rPr>
           <w:lang w:val="pt_PT" w:bidi="pt_PT"/>
         </w:rPr>
         <w:t xml:space="preserve">; </w:t>
       </w:r>
-      <w:hyperlink r:id="rId49">
-        <w:r>
-          <w:rPr>
-            <w:lang w:val="pt_PT" w:bidi="pt_PT"/>
-          </w:rPr>
-          <w:rPr>
-            <w:color w:val="0000EE"/>
-            <w:u w:val="single"/>
-          </w:rPr>
-          <w:t>12.41–43</w:t>
-        </w:r>
-      </w:hyperlink>
+      <w:r>
+        <w:rPr>
+          <w:lang w:val="pt_PT" w:bidi="pt_PT"/>
+        </w:rPr>
+        <w:t>12.41–43</w:t>
+      </w:r>
       <w:r>
         <w:rPr>
           <w:lang w:val="pt_PT" w:bidi="pt_PT"/>
         </w:rPr>
         <w:t xml:space="preserve">; </w:t>
       </w:r>
-      <w:hyperlink r:id="rId50">
-        <w:r>
-          <w:rPr>
-            <w:lang w:val="pt_PT" w:bidi="pt_PT"/>
-          </w:rPr>
-          <w:rPr>
-            <w:color w:val="0000EE"/>
-            <w:u w:val="single"/>
-          </w:rPr>
-          <w:t>18.28–36</w:t>
-        </w:r>
-      </w:hyperlink>
+      <w:r>
+        <w:rPr>
+          <w:lang w:val="pt_PT" w:bidi="pt_PT"/>
+        </w:rPr>
+        <w:t>18.28–36</w:t>
+      </w:r>
       <w:r>
         <w:rPr>
           <w:lang w:val="pt_PT" w:bidi="pt_PT"/>
         </w:rPr>
         <w:t xml:space="preserve">; </w:t>
       </w:r>
-      <w:hyperlink r:id="rId51">
-        <w:r>
-          <w:rPr>
-            <w:lang w:val="pt_PT" w:bidi="pt_PT"/>
-          </w:rPr>
-          <w:rPr>
-            <w:color w:val="0000EE"/>
-            <w:u w:val="single"/>
-          </w:rPr>
-          <w:t>19.6–8</w:t>
-        </w:r>
-      </w:hyperlink>
+      <w:r>
+        <w:rPr>
+          <w:lang w:val="pt_PT" w:bidi="pt_PT"/>
+        </w:rPr>
+        <w:t>19.6–8</w:t>
+      </w:r>
       <w:r>
         <w:rPr>
           <w:lang w:val="pt_PT" w:bidi="pt_PT"/>
         </w:rPr>
         <w:t>,</w:t>
       </w:r>
-      <w:hyperlink r:id="rId52">
-        <w:r>
-          <w:rPr>
-            <w:lang w:val="pt_PT" w:bidi="pt_PT"/>
-          </w:rPr>
-          <w:rPr>
-            <w:color w:val="0000EE"/>
-            <w:u w:val="single"/>
-          </w:rPr>
-          <w:t>12–16</w:t>
-        </w:r>
-      </w:hyperlink>
+      <w:r>
+        <w:rPr>
+          <w:lang w:val="pt_PT" w:bidi="pt_PT"/>
+        </w:rPr>
+        <w:t>12–16</w:t>
+      </w:r>
       <w:r>
         <w:rPr>
           <w:lang w:val="pt_PT" w:bidi="pt_PT"/>
         </w:rPr>
         <w:t>,</w:t>
       </w:r>
-      <w:hyperlink r:id="rId53">
-        <w:r>
-          <w:rPr>
-            <w:lang w:val="pt_PT" w:bidi="pt_PT"/>
-          </w:rPr>
-          <w:rPr>
-            <w:color w:val="0000EE"/>
-            <w:u w:val="single"/>
-          </w:rPr>
-          <w:t>31</w:t>
-        </w:r>
-      </w:hyperlink>
+      <w:r>
+        <w:rPr>
+          <w:lang w:val="pt_PT" w:bidi="pt_PT"/>
+        </w:rPr>
+        <w:t>31</w:t>
+      </w:r>
       <w:r>
         <w:rPr>
           <w:lang w:val="pt_PT" w:bidi="pt_PT"/>
         </w:rPr>
         <w:t>,</w:t>
       </w:r>
-      <w:hyperlink r:id="rId54">
-        <w:r>
-          <w:rPr>
-            <w:lang w:val="pt_PT" w:bidi="pt_PT"/>
-          </w:rPr>
-          <w:rPr>
-            <w:color w:val="0000EE"/>
-            <w:u w:val="single"/>
-          </w:rPr>
-          <w:t>38</w:t>
-        </w:r>
-      </w:hyperlink>
+      <w:r>
+        <w:rPr>
+          <w:lang w:val="pt_PT" w:bidi="pt_PT"/>
+        </w:rPr>
+        <w:t>38</w:t>
+      </w:r>
       <w:r>
         <w:rPr>
           <w:lang w:val="pt_PT" w:bidi="pt_PT"/>
         </w:rPr>
         <w:t xml:space="preserve">; </w:t>
       </w:r>
-      <w:hyperlink r:id="rId55">
-        <w:r>
-          <w:rPr>
-            <w:lang w:val="pt_PT" w:bidi="pt_PT"/>
-          </w:rPr>
-          <w:rPr>
-            <w:color w:val="0000EE"/>
-            <w:u w:val="single"/>
-          </w:rPr>
-          <w:t>20.19</w:t>
-        </w:r>
-      </w:hyperlink>
+      <w:r>
+        <w:rPr>
+          <w:lang w:val="pt_PT" w:bidi="pt_PT"/>
+        </w:rPr>
+        <w:t>20.19</w:t>
+      </w:r>
       <w:r>
         <w:rPr>
           <w:lang w:val="pt_PT" w:bidi="pt_PT"/>
         </w:rPr>
         <w:t xml:space="preserve">; </w:t>
       </w:r>
-      <w:hyperlink r:id="rId56">
-        <w:r>
-          <w:rPr>
-            <w:lang w:val="pt_PT" w:bidi="pt_PT"/>
-          </w:rPr>
-          <w:rPr>
-            <w:color w:val="0000EE"/>
-            <w:u w:val="single"/>
-          </w:rPr>
-          <w:t>Atos 6.10–12</w:t>
-        </w:r>
-      </w:hyperlink>
+      <w:r>
+        <w:rPr>
+          <w:lang w:val="pt_PT" w:bidi="pt_PT"/>
+        </w:rPr>
+        <w:t>Atos 6.10–12</w:t>
+      </w:r>
       <w:r>
         <w:rPr>
           <w:lang w:val="pt_PT" w:bidi="pt_PT"/>
         </w:rPr>
         <w:t xml:space="preserve">; </w:t>
       </w:r>
-      <w:hyperlink r:id="rId57">
-        <w:r>
-          <w:rPr>
-            <w:lang w:val="pt_PT" w:bidi="pt_PT"/>
-          </w:rPr>
-          <w:rPr>
-            <w:color w:val="0000EE"/>
-            <w:u w:val="single"/>
-          </w:rPr>
-          <w:t>7.54–58</w:t>
-        </w:r>
-      </w:hyperlink>
+      <w:r>
+        <w:rPr>
+          <w:lang w:val="pt_PT" w:bidi="pt_PT"/>
+        </w:rPr>
+        <w:t>7.54–58</w:t>
+      </w:r>
       <w:r>
         <w:rPr>
           <w:lang w:val="pt_PT" w:bidi="pt_PT"/>
         </w:rPr>
         <w:t xml:space="preserve">; </w:t>
       </w:r>
-      <w:hyperlink r:id="rId58">
-        <w:r>
-          <w:rPr>
-            <w:lang w:val="pt_PT" w:bidi="pt_PT"/>
-          </w:rPr>
-          <w:rPr>
-            <w:color w:val="0000EE"/>
-            <w:u w:val="single"/>
-          </w:rPr>
-          <w:t>12.11</w:t>
-        </w:r>
-      </w:hyperlink>
+      <w:r>
+        <w:rPr>
+          <w:lang w:val="pt_PT" w:bidi="pt_PT"/>
+        </w:rPr>
+        <w:t>12.11</w:t>
+      </w:r>
       <w:r>
         <w:rPr>
           <w:lang w:val="pt_PT" w:bidi="pt_PT"/>
         </w:rPr>
         <w:t xml:space="preserve">; </w:t>
       </w:r>
-      <w:hyperlink r:id="rId59">
-        <w:r>
-          <w:rPr>
-            <w:lang w:val="pt_PT" w:bidi="pt_PT"/>
-          </w:rPr>
-          <w:rPr>
-            <w:color w:val="0000EE"/>
-            <w:u w:val="single"/>
-          </w:rPr>
-          <w:t>21.11</w:t>
-        </w:r>
-      </w:hyperlink>
+      <w:r>
+        <w:rPr>
+          <w:lang w:val="pt_PT" w:bidi="pt_PT"/>
+        </w:rPr>
+        <w:t>21.11</w:t>
+      </w:r>
       <w:r>
         <w:rPr>
           <w:lang w:val="pt_PT" w:bidi="pt_PT"/>
         </w:rPr>
         <w:t xml:space="preserve">; </w:t>
       </w:r>
-      <w:hyperlink r:id="rId60">
-        <w:r>
-          <w:rPr>
-            <w:lang w:val="pt_PT" w:bidi="pt_PT"/>
-          </w:rPr>
-          <w:rPr>
-            <w:color w:val="0000EE"/>
-            <w:u w:val="single"/>
-          </w:rPr>
-          <w:t>25.1–3</w:t>
-        </w:r>
-      </w:hyperlink>
+      <w:r>
+        <w:rPr>
+          <w:lang w:val="pt_PT" w:bidi="pt_PT"/>
+        </w:rPr>
+        <w:t>25.1–3</w:t>
+      </w:r>
       <w:r>
         <w:rPr>
           <w:lang w:val="pt_PT" w:bidi="pt_PT"/>
         </w:rPr>
         <w:t>,</w:t>
       </w:r>
-      <w:hyperlink r:id="rId61">
-        <w:r>
-          <w:rPr>
-            <w:lang w:val="pt_PT" w:bidi="pt_PT"/>
-          </w:rPr>
-          <w:rPr>
-            <w:color w:val="0000EE"/>
-            <w:u w:val="single"/>
-          </w:rPr>
-          <w:t>7</w:t>
-        </w:r>
-      </w:hyperlink>
+      <w:r>
+        <w:rPr>
+          <w:lang w:val="pt_PT" w:bidi="pt_PT"/>
+        </w:rPr>
+        <w:t>7</w:t>
+      </w:r>
       <w:r>
         <w:rPr>
           <w:lang w:val="pt_PT" w:bidi="pt_PT"/>
         </w:rPr>
         <w:t xml:space="preserve">; </w:t>
       </w:r>
-      <w:hyperlink r:id="rId62">
-        <w:r>
-          <w:rPr>
-            <w:lang w:val="pt_PT" w:bidi="pt_PT"/>
-          </w:rPr>
-          <w:rPr>
-            <w:color w:val="0000EE"/>
-            <w:u w:val="single"/>
-          </w:rPr>
-          <w:t>26.1–11</w:t>
-        </w:r>
-      </w:hyperlink>
+      <w:r>
+        <w:rPr>
+          <w:lang w:val="pt_PT" w:bidi="pt_PT"/>
+        </w:rPr>
+        <w:t>26.1–11</w:t>
+      </w:r>
       <w:r>
         <w:rPr>
           <w:lang w:val="pt_PT" w:bidi="pt_PT"/>
         </w:rPr>
         <w:t xml:space="preserve">; </w:t>
       </w:r>
-      <w:hyperlink r:id="rId63">
-        <w:r>
-          <w:rPr>
-            <w:lang w:val="pt_PT" w:bidi="pt_PT"/>
-          </w:rPr>
-          <w:rPr>
-            <w:color w:val="0000EE"/>
-            <w:u w:val="single"/>
-          </w:rPr>
-          <w:t>28.17–24</w:t>
-        </w:r>
-      </w:hyperlink>
+      <w:r>
+        <w:rPr>
+          <w:lang w:val="pt_PT" w:bidi="pt_PT"/>
+        </w:rPr>
+        <w:t>28.17–24</w:t>
+      </w:r>
       <w:r>
         <w:rPr>
           <w:lang w:val="pt_PT" w:bidi="pt_PT"/>
         </w:rPr>
         <w:t xml:space="preserve">; </w:t>
       </w:r>
-      <w:hyperlink r:id="rId64">
-        <w:r>
-          <w:rPr>
-            <w:lang w:val="pt_PT" w:bidi="pt_PT"/>
-          </w:rPr>
-          <w:rPr>
-            <w:color w:val="0000EE"/>
-            <w:u w:val="single"/>
-          </w:rPr>
-          <w:t>2 Coríntios 11.24</w:t>
-        </w:r>
-      </w:hyperlink>
+      <w:r>
+        <w:rPr>
+          <w:lang w:val="pt_PT" w:bidi="pt_PT"/>
+        </w:rPr>
+        <w:t>2 Coríntios 11.24</w:t>
+      </w:r>
       <w:r>
         <w:rPr>
           <w:lang w:val="pt_PT" w:bidi="pt_PT"/>
@@ -1531,18 +1213,12 @@
         </w:rPr>
         <w:t>Ló era sobrinho de Abraão e ancestral dos moabitas e amonitas. Assim como Abraão, Ló nasceu em Ur e viajou com Terá para Harã (</w:t>
       </w:r>
-      <w:hyperlink r:id="rId65">
-        <w:r>
-          <w:rPr>
-            <w:lang w:val="pt_PT" w:bidi="pt_PT"/>
-          </w:rPr>
-          <w:rPr>
-            <w:color w:val="0000EE"/>
-            <w:u w:val="single"/>
-          </w:rPr>
-          <w:t>Gn 11.27–32</w:t>
-        </w:r>
-      </w:hyperlink>
+      <w:r>
+        <w:rPr>
+          <w:lang w:val="pt_PT" w:bidi="pt_PT"/>
+        </w:rPr>
+        <w:t>Gn 11.27–32</w:t>
+      </w:r>
       <w:r>
         <w:rPr>
           <w:lang w:val="pt_PT" w:bidi="pt_PT"/>
@@ -1563,18 +1239,12 @@
         </w:rPr>
         <w:t>Quando Ló e Abraão retornaram do Egito para Canaã, seus rebanhos e manadas tornaram-se grandes demais para que pudessem viver juntos. Então, Abraão permitiu que Ló escolhesse uma terra para si. Ló escolheu a fértil planície do Jordão, que era como "o jardim do Senhor" (</w:t>
       </w:r>
-      <w:hyperlink r:id="rId66">
-        <w:r>
-          <w:rPr>
-            <w:lang w:val="pt_PT" w:bidi="pt_PT"/>
-          </w:rPr>
-          <w:rPr>
-            <w:color w:val="0000EE"/>
-            <w:u w:val="single"/>
-          </w:rPr>
-          <w:t>Gn 13.10</w:t>
-        </w:r>
-      </w:hyperlink>
+      <w:r>
+        <w:rPr>
+          <w:lang w:val="pt_PT" w:bidi="pt_PT"/>
+        </w:rPr>
+        <w:t>Gn 13.10</w:t>
+      </w:r>
       <w:r>
         <w:rPr>
           <w:lang w:val="pt_PT" w:bidi="pt_PT"/>
@@ -1595,36 +1265,24 @@
         </w:rPr>
         <w:t>Enquanto Ló vivia em Sodoma, quatro reis mesopotâmicos derrotaram os reis de cinco cidades vizinhas. Eles saquearam as cidades que haviam derrotado e levaram Ló, sua família e seus bens (</w:t>
       </w:r>
-      <w:hyperlink r:id="rId67">
-        <w:r>
-          <w:rPr>
-            <w:lang w:val="pt_PT" w:bidi="pt_PT"/>
-          </w:rPr>
-          <w:rPr>
-            <w:color w:val="0000EE"/>
-            <w:u w:val="single"/>
-          </w:rPr>
-          <w:t>Gn 14.1–12</w:t>
-        </w:r>
-      </w:hyperlink>
+      <w:r>
+        <w:rPr>
+          <w:lang w:val="pt_PT" w:bidi="pt_PT"/>
+        </w:rPr>
+        <w:t>Gn 14.1–12</w:t>
+      </w:r>
       <w:r>
         <w:rPr>
           <w:lang w:val="pt_PT" w:bidi="pt_PT"/>
         </w:rPr>
         <w:t>). Quando Abraão soube disso, ele liderou um ataque contra os invasores e resgatou os prisioneiros e os bens (</w:t>
       </w:r>
-      <w:hyperlink r:id="rId68">
-        <w:r>
-          <w:rPr>
-            <w:lang w:val="pt_PT" w:bidi="pt_PT"/>
-          </w:rPr>
-          <w:rPr>
-            <w:color w:val="0000EE"/>
-            <w:u w:val="single"/>
-          </w:rPr>
-          <w:t>Gn 14.13–16</w:t>
-        </w:r>
-      </w:hyperlink>
+      <w:r>
+        <w:rPr>
+          <w:lang w:val="pt_PT" w:bidi="pt_PT"/>
+        </w:rPr>
+        <w:t>Gn 14.13–16</w:t>
+      </w:r>
       <w:r>
         <w:rPr>
           <w:lang w:val="pt_PT" w:bidi="pt_PT"/>
@@ -1645,18 +1303,12 @@
         </w:rPr>
         <w:t>Devido à maldade de Sodoma e Gomorra, Deus decidiu destruir essas cidades. Ele enviou dois anjos a Ló em Sodoma para instá-lo a deixar a cidade que estava prestes a ser destruída (</w:t>
       </w:r>
-      <w:hyperlink r:id="rId69">
-        <w:r>
-          <w:rPr>
-            <w:lang w:val="pt_PT" w:bidi="pt_PT"/>
-          </w:rPr>
-          <w:rPr>
-            <w:color w:val="0000EE"/>
-            <w:u w:val="single"/>
-          </w:rPr>
-          <w:t>Gn 19.1–15</w:t>
-        </w:r>
-      </w:hyperlink>
+      <w:r>
+        <w:rPr>
+          <w:lang w:val="pt_PT" w:bidi="pt_PT"/>
+        </w:rPr>
+        <w:t>Gn 19.1–15</w:t>
+      </w:r>
       <w:r>
         <w:rPr>
           <w:lang w:val="pt_PT" w:bidi="pt_PT"/>
@@ -1677,54 +1329,36 @@
         </w:rPr>
         <w:t>Após a destruição de Sodoma, as filhas de Ló, preocupadas por não terem maridos, embriagaram Ló para terem filhos com ele. Seus filhos, Moabe e Ben-Ami, tornaram-se ancestrais dos moabitas e amonitas (</w:t>
       </w:r>
-      <w:hyperlink r:id="rId70">
-        <w:r>
-          <w:rPr>
-            <w:lang w:val="pt_PT" w:bidi="pt_PT"/>
-          </w:rPr>
-          <w:rPr>
-            <w:color w:val="0000EE"/>
-            <w:u w:val="single"/>
-          </w:rPr>
-          <w:t>Gn 19.30–38</w:t>
-        </w:r>
-      </w:hyperlink>
+      <w:r>
+        <w:rPr>
+          <w:lang w:val="pt_PT" w:bidi="pt_PT"/>
+        </w:rPr>
+        <w:t>Gn 19.30–38</w:t>
+      </w:r>
       <w:r>
         <w:rPr>
           <w:lang w:val="pt_PT" w:bidi="pt_PT"/>
         </w:rPr>
         <w:t xml:space="preserve">). Essas duas nações tornaram-se inimigas constantes de Israel (veja </w:t>
       </w:r>
-      <w:hyperlink r:id="rId71">
-        <w:r>
-          <w:rPr>
-            <w:lang w:val="pt_PT" w:bidi="pt_PT"/>
-          </w:rPr>
-          <w:rPr>
-            <w:color w:val="0000EE"/>
-            <w:u w:val="single"/>
-          </w:rPr>
-          <w:t>Dt 23.3–6</w:t>
-        </w:r>
-      </w:hyperlink>
+      <w:r>
+        <w:rPr>
+          <w:lang w:val="pt_PT" w:bidi="pt_PT"/>
+        </w:rPr>
+        <w:t>Dt 23.3–6</w:t>
+      </w:r>
       <w:r>
         <w:rPr>
           <w:lang w:val="pt_PT" w:bidi="pt_PT"/>
         </w:rPr>
         <w:t xml:space="preserve">). Apesar das ações de Ló, Pedro descreve Ló como um “homem justo, que vivia entre eles dia após dia, era atormentado em sua alma justa pelos atos iníquos que via e ouvia” (veja </w:t>
       </w:r>
-      <w:hyperlink r:id="rId72">
-        <w:r>
-          <w:rPr>
-            <w:lang w:val="pt_PT" w:bidi="pt_PT"/>
-          </w:rPr>
-          <w:rPr>
-            <w:color w:val="0000EE"/>
-            <w:u w:val="single"/>
-          </w:rPr>
-          <w:t>2Pe 2.6–9</w:t>
-        </w:r>
-      </w:hyperlink>
+      <w:r>
+        <w:rPr>
+          <w:lang w:val="pt_PT" w:bidi="pt_PT"/>
+        </w:rPr>
+        <w:t>2Pe 2.6–9</w:t>
+      </w:r>
       <w:r>
         <w:rPr>
           <w:lang w:val="pt_PT" w:bidi="pt_PT"/>
@@ -1754,198 +1388,132 @@
           <w:lang w:val="pt_PT" w:bidi="pt_PT"/>
         </w:rPr>
       </w:r>
-      <w:hyperlink r:id="rId73">
-        <w:r>
-          <w:rPr>
-            <w:lang w:val="pt_PT" w:bidi="pt_PT"/>
-          </w:rPr>
-          <w:rPr>
-            <w:color w:val="0000EE"/>
-            <w:u w:val="single"/>
-          </w:rPr>
-          <w:t>Gênesis 11.27</w:t>
-        </w:r>
-      </w:hyperlink>
+      <w:r>
+        <w:rPr>
+          <w:lang w:val="pt_PT" w:bidi="pt_PT"/>
+        </w:rPr>
+        <w:t>Gênesis 11.27</w:t>
+      </w:r>
       <w:r>
         <w:rPr>
           <w:lang w:val="pt_PT" w:bidi="pt_PT"/>
         </w:rPr>
         <w:t>,</w:t>
       </w:r>
-      <w:hyperlink r:id="rId74">
-        <w:r>
-          <w:rPr>
-            <w:lang w:val="pt_PT" w:bidi="pt_PT"/>
-          </w:rPr>
-          <w:rPr>
-            <w:color w:val="0000EE"/>
-            <w:u w:val="single"/>
-          </w:rPr>
-          <w:t>31</w:t>
-        </w:r>
-      </w:hyperlink>
+      <w:r>
+        <w:rPr>
+          <w:lang w:val="pt_PT" w:bidi="pt_PT"/>
+        </w:rPr>
+        <w:t>31</w:t>
+      </w:r>
       <w:r>
         <w:rPr>
           <w:lang w:val="pt_PT" w:bidi="pt_PT"/>
         </w:rPr>
         <w:t xml:space="preserve">; </w:t>
       </w:r>
-      <w:hyperlink r:id="rId75">
-        <w:r>
-          <w:rPr>
-            <w:lang w:val="pt_PT" w:bidi="pt_PT"/>
-          </w:rPr>
-          <w:rPr>
-            <w:color w:val="0000EE"/>
-            <w:u w:val="single"/>
-          </w:rPr>
-          <w:t>12.4–5</w:t>
-        </w:r>
-      </w:hyperlink>
+      <w:r>
+        <w:rPr>
+          <w:lang w:val="pt_PT" w:bidi="pt_PT"/>
+        </w:rPr>
+        <w:t>12.4–5</w:t>
+      </w:r>
       <w:r>
         <w:rPr>
           <w:lang w:val="pt_PT" w:bidi="pt_PT"/>
         </w:rPr>
         <w:t xml:space="preserve">; </w:t>
       </w:r>
-      <w:hyperlink r:id="rId76">
-        <w:r>
-          <w:rPr>
-            <w:lang w:val="pt_PT" w:bidi="pt_PT"/>
-          </w:rPr>
-          <w:rPr>
-            <w:color w:val="0000EE"/>
-            <w:u w:val="single"/>
-          </w:rPr>
-          <w:t>13.1–14</w:t>
-        </w:r>
-      </w:hyperlink>
+      <w:r>
+        <w:rPr>
+          <w:lang w:val="pt_PT" w:bidi="pt_PT"/>
+        </w:rPr>
+        <w:t>13.1–14</w:t>
+      </w:r>
       <w:r>
         <w:rPr>
           <w:lang w:val="pt_PT" w:bidi="pt_PT"/>
         </w:rPr>
         <w:t xml:space="preserve">; </w:t>
       </w:r>
-      <w:hyperlink r:id="rId77">
-        <w:r>
-          <w:rPr>
-            <w:lang w:val="pt_PT" w:bidi="pt_PT"/>
-          </w:rPr>
-          <w:rPr>
-            <w:color w:val="0000EE"/>
-            <w:u w:val="single"/>
-          </w:rPr>
-          <w:t>14.12–16</w:t>
-        </w:r>
-      </w:hyperlink>
+      <w:r>
+        <w:rPr>
+          <w:lang w:val="pt_PT" w:bidi="pt_PT"/>
+        </w:rPr>
+        <w:t>14.12–16</w:t>
+      </w:r>
       <w:r>
         <w:rPr>
           <w:lang w:val="pt_PT" w:bidi="pt_PT"/>
         </w:rPr>
         <w:t xml:space="preserve">; </w:t>
       </w:r>
-      <w:hyperlink r:id="rId78">
-        <w:r>
-          <w:rPr>
-            <w:lang w:val="pt_PT" w:bidi="pt_PT"/>
-          </w:rPr>
-          <w:rPr>
-            <w:color w:val="0000EE"/>
-            <w:u w:val="single"/>
-          </w:rPr>
-          <w:t>19.1–38</w:t>
-        </w:r>
-      </w:hyperlink>
+      <w:r>
+        <w:rPr>
+          <w:lang w:val="pt_PT" w:bidi="pt_PT"/>
+        </w:rPr>
+        <w:t>19.1–38</w:t>
+      </w:r>
       <w:r>
         <w:rPr>
           <w:lang w:val="pt_PT" w:bidi="pt_PT"/>
         </w:rPr>
         <w:t xml:space="preserve">; </w:t>
       </w:r>
-      <w:hyperlink r:id="rId79">
-        <w:r>
-          <w:rPr>
-            <w:lang w:val="pt_PT" w:bidi="pt_PT"/>
-          </w:rPr>
-          <w:rPr>
-            <w:color w:val="0000EE"/>
-            <w:u w:val="single"/>
-          </w:rPr>
-          <w:t>Deuteronômio 2.9</w:t>
-        </w:r>
-      </w:hyperlink>
+      <w:r>
+        <w:rPr>
+          <w:lang w:val="pt_PT" w:bidi="pt_PT"/>
+        </w:rPr>
+        <w:t>Deuteronômio 2.9</w:t>
+      </w:r>
       <w:r>
         <w:rPr>
           <w:lang w:val="pt_PT" w:bidi="pt_PT"/>
         </w:rPr>
         <w:t>,</w:t>
       </w:r>
-      <w:hyperlink r:id="rId80">
-        <w:r>
-          <w:rPr>
-            <w:lang w:val="pt_PT" w:bidi="pt_PT"/>
-          </w:rPr>
-          <w:rPr>
-            <w:color w:val="0000EE"/>
-            <w:u w:val="single"/>
-          </w:rPr>
-          <w:t>17–19</w:t>
-        </w:r>
-      </w:hyperlink>
+      <w:r>
+        <w:rPr>
+          <w:lang w:val="pt_PT" w:bidi="pt_PT"/>
+        </w:rPr>
+        <w:t>17–19</w:t>
+      </w:r>
       <w:r>
         <w:rPr>
           <w:lang w:val="pt_PT" w:bidi="pt_PT"/>
         </w:rPr>
         <w:t xml:space="preserve">; </w:t>
       </w:r>
-      <w:hyperlink r:id="rId81">
-        <w:r>
-          <w:rPr>
-            <w:lang w:val="pt_PT" w:bidi="pt_PT"/>
-          </w:rPr>
-          <w:rPr>
-            <w:color w:val="0000EE"/>
-            <w:u w:val="single"/>
-          </w:rPr>
-          <w:t>Salmos 83.4–8</w:t>
-        </w:r>
-      </w:hyperlink>
+      <w:r>
+        <w:rPr>
+          <w:lang w:val="pt_PT" w:bidi="pt_PT"/>
+        </w:rPr>
+        <w:t>Salmos 83.4–8</w:t>
+      </w:r>
       <w:r>
         <w:rPr>
           <w:lang w:val="pt_PT" w:bidi="pt_PT"/>
         </w:rPr>
         <w:t xml:space="preserve">; </w:t>
       </w:r>
-      <w:hyperlink r:id="rId82">
-        <w:r>
-          <w:rPr>
-            <w:lang w:val="pt_PT" w:bidi="pt_PT"/>
-          </w:rPr>
-          <w:rPr>
-            <w:color w:val="0000EE"/>
-            <w:u w:val="single"/>
-          </w:rPr>
-          <w:t>Lucas 17.28–33</w:t>
-        </w:r>
-      </w:hyperlink>
+      <w:r>
+        <w:rPr>
+          <w:lang w:val="pt_PT" w:bidi="pt_PT"/>
+        </w:rPr>
+        <w:t>Lucas 17.28–33</w:t>
+      </w:r>
       <w:r>
         <w:rPr>
           <w:lang w:val="pt_PT" w:bidi="pt_PT"/>
         </w:rPr>
         <w:t xml:space="preserve">; </w:t>
       </w:r>
-      <w:hyperlink r:id="rId72">
-        <w:r>
-          <w:rPr>
-            <w:lang w:val="pt_PT" w:bidi="pt_PT"/>
-          </w:rPr>
-          <w:rPr>
-            <w:color w:val="0000EE"/>
-            <w:u w:val="single"/>
-          </w:rPr>
-          <w:t>2 Pedro 2.6–9</w:t>
-        </w:r>
-      </w:hyperlink>
+      <w:r>
+        <w:rPr>
+          <w:lang w:val="pt_PT" w:bidi="pt_PT"/>
+        </w:rPr>
+        <w:t>2 Pedro 2.6–9</w:t>
+      </w:r>
       <w:r>
         <w:rPr>
           <w:lang w:val="pt_PT" w:bidi="pt_PT"/>
@@ -2008,54 +1576,36 @@
         </w:rPr>
         <w:t>Sabemos pouco sobre o passado de Lucas, mas é provável que ele tenha conhecido Paulo pela primeira vez no oeste da Ásia Menor. Lá, ele se tornou cristão. Ele deixou sua casa para servir a Jesus e espalhar as boas-novas sobre ele como assistente dedicado de Paulo. Paulo o chama carinhosamente de "o amado médico" e um fiel "colaborador" (</w:t>
       </w:r>
-      <w:hyperlink r:id="rId83">
-        <w:r>
-          <w:rPr>
-            <w:lang w:val="pt_PT" w:bidi="pt_PT"/>
-          </w:rPr>
-          <w:rPr>
-            <w:color w:val="0000EE"/>
-            <w:u w:val="single"/>
-          </w:rPr>
-          <w:t>Cl 4.14</w:t>
-        </w:r>
-      </w:hyperlink>
+      <w:r>
+        <w:rPr>
+          <w:lang w:val="pt_PT" w:bidi="pt_PT"/>
+        </w:rPr>
+        <w:t>Cl 4.14</w:t>
+      </w:r>
       <w:r>
         <w:rPr>
           <w:lang w:val="pt_PT" w:bidi="pt_PT"/>
         </w:rPr>
         <w:t xml:space="preserve">; </w:t>
       </w:r>
-      <w:hyperlink r:id="rId84">
-        <w:r>
-          <w:rPr>
-            <w:lang w:val="pt_PT" w:bidi="pt_PT"/>
-          </w:rPr>
-          <w:rPr>
-            <w:color w:val="0000EE"/>
-            <w:u w:val="single"/>
-          </w:rPr>
-          <w:t>Fm 1.24</w:t>
-        </w:r>
-      </w:hyperlink>
+      <w:r>
+        <w:rPr>
+          <w:lang w:val="pt_PT" w:bidi="pt_PT"/>
+        </w:rPr>
+        <w:t>Fm 1.24</w:t>
+      </w:r>
       <w:r>
         <w:rPr>
           <w:lang w:val="pt_PT" w:bidi="pt_PT"/>
         </w:rPr>
         <w:t>). Lucas foi o único cristão que permaneceu com Paulo quando ele aguardava execução em Roma (</w:t>
       </w:r>
-      <w:hyperlink r:id="rId85">
-        <w:r>
-          <w:rPr>
-            <w:lang w:val="pt_PT" w:bidi="pt_PT"/>
-          </w:rPr>
-          <w:rPr>
-            <w:color w:val="0000EE"/>
-            <w:u w:val="single"/>
-          </w:rPr>
-          <w:t>2Tm 4.11</w:t>
-        </w:r>
-      </w:hyperlink>
+      <w:r>
+        <w:rPr>
+          <w:lang w:val="pt_PT" w:bidi="pt_PT"/>
+        </w:rPr>
+        <w:t>2Tm 4.11</w:t>
+      </w:r>
       <w:r>
         <w:rPr>
           <w:lang w:val="pt_PT" w:bidi="pt_PT"/>
@@ -2076,18 +1626,12 @@
         </w:rPr>
         <w:t xml:space="preserve">Durante a última viagem de Paulo a Jerusalém, Lucas provavelmente reuniu informações para seu Evangelho e a primeira parte do livro de Atos. Ele entrevistou pessoas na Judeia enquanto Paulo estava preso lá por dois anos. Lucas conversou com aqueles que ouviram e viram Jesus e estudou o que outros haviam escrito sobre ele. Ele então escreveu seu próprio relato detalhado sobre a vida e os ensinamentos de Jesus (veja </w:t>
       </w:r>
-      <w:hyperlink r:id="rId86">
-        <w:r>
-          <w:rPr>
-            <w:lang w:val="pt_PT" w:bidi="pt_PT"/>
-          </w:rPr>
-          <w:rPr>
-            <w:color w:val="0000EE"/>
-            <w:u w:val="single"/>
-          </w:rPr>
-          <w:t>Lc 1.1–4</w:t>
-        </w:r>
-      </w:hyperlink>
+      <w:r>
+        <w:rPr>
+          <w:lang w:val="pt_PT" w:bidi="pt_PT"/>
+        </w:rPr>
+        <w:t>Lc 1.1–4</w:t>
+      </w:r>
       <w:r>
         <w:rPr>
           <w:lang w:val="pt_PT" w:bidi="pt_PT"/>
@@ -2108,72 +1652,48 @@
         </w:rPr>
         <w:t xml:space="preserve">Quando Paulo viajou de navio para Roma para seu julgamento, Lucas foi com ele. Enquanto Paulo estava em prisão domiciliar, aguardando seu julgamento, Lucas pode ter usado esse tempo para escrever o livro de Atos. Os primeiros quinze capítulos fornecem um relato do trabalho missionário mais antigo na ordem em que aconteceu, conforme contado a ele pelos primeiros seguidores de Jesus. O próprio Paulo provavelmente contou-lhe algumas dessas coisas. A partir de </w:t>
       </w:r>
-      <w:hyperlink r:id="rId87">
-        <w:r>
-          <w:rPr>
-            <w:lang w:val="pt_PT" w:bidi="pt_PT"/>
-          </w:rPr>
-          <w:rPr>
-            <w:color w:val="0000EE"/>
-            <w:u w:val="single"/>
-          </w:rPr>
-          <w:t>Atos 16.10</w:t>
-        </w:r>
-      </w:hyperlink>
+      <w:r>
+        <w:rPr>
+          <w:lang w:val="pt_PT" w:bidi="pt_PT"/>
+        </w:rPr>
+        <w:t>Atos 16.10</w:t>
+      </w:r>
       <w:r>
         <w:rPr>
           <w:lang w:val="pt_PT" w:bidi="pt_PT"/>
         </w:rPr>
         <w:t xml:space="preserve">, Lucas escreve sobre o que viu e experimentou pessoalmente quando se juntou à equipe de Paulo. Em Atos, Lucas enfatiza como o Espírito Santo capacitou e guiou os primeiros missionários em seu trabalho (veja </w:t>
       </w:r>
-      <w:hyperlink r:id="rId88">
-        <w:r>
-          <w:rPr>
-            <w:lang w:val="pt_PT" w:bidi="pt_PT"/>
-          </w:rPr>
-          <w:rPr>
-            <w:color w:val="0000EE"/>
-            <w:u w:val="single"/>
-          </w:rPr>
-          <w:t>At 1.4–5</w:t>
-        </w:r>
-      </w:hyperlink>
+      <w:r>
+        <w:rPr>
+          <w:lang w:val="pt_PT" w:bidi="pt_PT"/>
+        </w:rPr>
+        <w:t>At 1.4–5</w:t>
+      </w:r>
       <w:r>
         <w:rPr>
           <w:lang w:val="pt_PT" w:bidi="pt_PT"/>
         </w:rPr>
         <w:t>,</w:t>
       </w:r>
-      <w:hyperlink r:id="rId89">
-        <w:r>
-          <w:rPr>
-            <w:lang w:val="pt_PT" w:bidi="pt_PT"/>
-          </w:rPr>
-          <w:rPr>
-            <w:color w:val="0000EE"/>
-            <w:u w:val="single"/>
-          </w:rPr>
-          <w:t>8</w:t>
-        </w:r>
-      </w:hyperlink>
+      <w:r>
+        <w:rPr>
+          <w:lang w:val="pt_PT" w:bidi="pt_PT"/>
+        </w:rPr>
+        <w:t>8</w:t>
+      </w:r>
       <w:r>
         <w:rPr>
           <w:lang w:val="pt_PT" w:bidi="pt_PT"/>
         </w:rPr>
         <w:t>). O livro termina com Paulo ainda em prisão domiciliar em Roma (</w:t>
       </w:r>
-      <w:hyperlink r:id="rId90">
-        <w:r>
-          <w:rPr>
-            <w:lang w:val="pt_PT" w:bidi="pt_PT"/>
-          </w:rPr>
-          <w:rPr>
-            <w:color w:val="0000EE"/>
-            <w:u w:val="single"/>
-          </w:rPr>
-          <w:t>At 28.30–31</w:t>
-        </w:r>
-      </w:hyperlink>
+      <w:r>
+        <w:rPr>
+          <w:lang w:val="pt_PT" w:bidi="pt_PT"/>
+        </w:rPr>
+        <w:t>At 28.30–31</w:t>
+      </w:r>
       <w:r>
         <w:rPr>
           <w:lang w:val="pt_PT" w:bidi="pt_PT"/>
@@ -2217,108 +1737,72 @@
           <w:lang w:val="pt_PT" w:bidi="pt_PT"/>
         </w:rPr>
       </w:r>
-      <w:hyperlink r:id="rId91">
-        <w:r>
-          <w:rPr>
-            <w:lang w:val="pt_PT" w:bidi="pt_PT"/>
-          </w:rPr>
-          <w:rPr>
-            <w:color w:val="0000EE"/>
-            <w:u w:val="single"/>
-          </w:rPr>
-          <w:t>Lucas 1.3</w:t>
-        </w:r>
-      </w:hyperlink>
+      <w:r>
+        <w:rPr>
+          <w:lang w:val="pt_PT" w:bidi="pt_PT"/>
+        </w:rPr>
+        <w:t>Lucas 1.3</w:t>
+      </w:r>
       <w:r>
         <w:rPr>
           <w:lang w:val="pt_PT" w:bidi="pt_PT"/>
         </w:rPr>
         <w:t xml:space="preserve">; </w:t>
       </w:r>
-      <w:hyperlink r:id="rId92">
-        <w:r>
-          <w:rPr>
-            <w:lang w:val="pt_PT" w:bidi="pt_PT"/>
-          </w:rPr>
-          <w:rPr>
-            <w:color w:val="0000EE"/>
-            <w:u w:val="single"/>
-          </w:rPr>
-          <w:t>Atos 1.1</w:t>
-        </w:r>
-      </w:hyperlink>
+      <w:r>
+        <w:rPr>
+          <w:lang w:val="pt_PT" w:bidi="pt_PT"/>
+        </w:rPr>
+        <w:t>Atos 1.1</w:t>
+      </w:r>
       <w:r>
         <w:rPr>
           <w:lang w:val="pt_PT" w:bidi="pt_PT"/>
         </w:rPr>
         <w:t xml:space="preserve">; </w:t>
       </w:r>
-      <w:hyperlink r:id="rId87">
-        <w:r>
-          <w:rPr>
-            <w:lang w:val="pt_PT" w:bidi="pt_PT"/>
-          </w:rPr>
-          <w:rPr>
-            <w:color w:val="0000EE"/>
-            <w:u w:val="single"/>
-          </w:rPr>
-          <w:t>16.10</w:t>
-        </w:r>
-      </w:hyperlink>
+      <w:r>
+        <w:rPr>
+          <w:lang w:val="pt_PT" w:bidi="pt_PT"/>
+        </w:rPr>
+        <w:t>16.10</w:t>
+      </w:r>
       <w:r>
         <w:rPr>
           <w:lang w:val="pt_PT" w:bidi="pt_PT"/>
         </w:rPr>
         <w:t xml:space="preserve">; </w:t>
       </w:r>
-      <w:hyperlink r:id="rId83">
-        <w:r>
-          <w:rPr>
-            <w:lang w:val="pt_PT" w:bidi="pt_PT"/>
-          </w:rPr>
-          <w:rPr>
-            <w:color w:val="0000EE"/>
-            <w:u w:val="single"/>
-          </w:rPr>
-          <w:t>Colossenses 4.14</w:t>
-        </w:r>
-      </w:hyperlink>
+      <w:r>
+        <w:rPr>
+          <w:lang w:val="pt_PT" w:bidi="pt_PT"/>
+        </w:rPr>
+        <w:t>Colossenses 4.14</w:t>
+      </w:r>
       <w:r>
         <w:rPr>
           <w:lang w:val="pt_PT" w:bidi="pt_PT"/>
         </w:rPr>
         <w:t xml:space="preserve">; </w:t>
       </w:r>
-      <w:hyperlink r:id="rId85">
-        <w:r>
-          <w:rPr>
-            <w:lang w:val="pt_PT" w:bidi="pt_PT"/>
-          </w:rPr>
-          <w:rPr>
-            <w:color w:val="0000EE"/>
-            <w:u w:val="single"/>
-          </w:rPr>
-          <w:t>2 Timótio 4.11</w:t>
-        </w:r>
-      </w:hyperlink>
+      <w:r>
+        <w:rPr>
+          <w:lang w:val="pt_PT" w:bidi="pt_PT"/>
+        </w:rPr>
+        <w:t>2 Timótio 4.11</w:t>
+      </w:r>
       <w:r>
         <w:rPr>
           <w:lang w:val="pt_PT" w:bidi="pt_PT"/>
         </w:rPr>
         <w:t xml:space="preserve">; </w:t>
       </w:r>
-      <w:hyperlink r:id="rId84">
-        <w:r>
-          <w:rPr>
-            <w:lang w:val="pt_PT" w:bidi="pt_PT"/>
-          </w:rPr>
-          <w:rPr>
-            <w:color w:val="0000EE"/>
-            <w:u w:val="single"/>
-          </w:rPr>
-          <w:t>Filemom 1.24</w:t>
-        </w:r>
-      </w:hyperlink>
+      <w:r>
+        <w:rPr>
+          <w:lang w:val="pt_PT" w:bidi="pt_PT"/>
+        </w:rPr>
+        <w:t>Filemom 1.24</w:t>
+      </w:r>
       <w:r>
         <w:rPr>
           <w:lang w:val="pt_PT" w:bidi="pt_PT"/>
